--- a/doc/Листинг/Листинг без кода.docx
+++ b/doc/Листинг/Листинг без кода.docx
@@ -51,22 +51,6 @@
       </w:r>
       <w:r>
         <w:rPr>
-          <w:sz w:val="28"/>
-          <w:szCs w:val="28"/>
-        </w:rPr>
-        <w:t xml:space="preserve"> и</w:t>
-      </w:r>
-      <w:r>
-        <w:rPr>
-          <w:bCs/>
-          <w:color w:val="000000"/>
-          <w:sz w:val="28"/>
-          <w:szCs w:val="28"/>
-        </w:rPr>
-        <w:t xml:space="preserve"> науки</w:t>
-      </w:r>
-      <w:r>
-        <w:rPr>
           <w:bCs/>
           <w:color w:val="000000"/>
           <w:sz w:val="28"/>
@@ -166,6 +150,7 @@
           <w:color w:val="FF0000"/>
           <w:sz w:val="28"/>
           <w:szCs w:val="28"/>
+          <w:lang w:val="en-US"/>
         </w:rPr>
       </w:pPr>
       <w:r>
@@ -200,56 +185,33 @@
     </w:p>
     <w:p>
       <w:pPr>
-        <w:spacing w:before="120"/>
-        <w:jc w:val="center"/>
-        <w:rPr>
-          <w:color w:val="FF0000"/>
+        <w:spacing w:before="2640"/>
+        <w:ind w:left="6521"/>
+        <w:rPr>
           <w:sz w:val="28"/>
           <w:szCs w:val="28"/>
         </w:rPr>
       </w:pPr>
-    </w:p>
-    <w:p>
-      <w:pPr>
-        <w:spacing w:before="2760"/>
-        <w:ind w:left="6521"/>
-        <w:rPr>
-          <w:sz w:val="28"/>
-          <w:szCs w:val="28"/>
-        </w:rPr>
-      </w:pPr>
-      <w:r>
-        <w:rPr>
-          <w:sz w:val="28"/>
-          <w:szCs w:val="28"/>
-        </w:rPr>
-        <w:t>Разработал</w:t>
-      </w:r>
-      <w:r>
-        <w:rPr>
-          <w:sz w:val="28"/>
-          <w:szCs w:val="28"/>
-        </w:rPr>
-        <w:t>а</w:t>
-      </w:r>
-      <w:r>
-        <w:rPr>
-          <w:sz w:val="28"/>
-          <w:szCs w:val="28"/>
-        </w:rPr>
-        <w:t>:</w:t>
+      <w:r>
+        <w:rPr>
+          <w:sz w:val="28"/>
+          <w:szCs w:val="28"/>
+        </w:rPr>
+        <w:t>Разработала:</w:t>
       </w:r>
     </w:p>
     <w:p>
       <w:pPr>
         <w:ind w:left="6521"/>
         <w:rPr>
+          <w:color w:val="000000" w:themeColor="text1"/>
           <w:sz w:val="28"/>
           <w:szCs w:val="28"/>
         </w:rPr>
       </w:pPr>
       <w:r>
         <w:rPr>
+          <w:color w:val="000000" w:themeColor="text1"/>
           <w:sz w:val="28"/>
           <w:szCs w:val="28"/>
         </w:rPr>
@@ -257,6 +219,7 @@
       </w:r>
       <w:r>
         <w:rPr>
+          <w:color w:val="000000" w:themeColor="text1"/>
           <w:sz w:val="28"/>
           <w:szCs w:val="28"/>
         </w:rPr>
@@ -264,6 +227,7 @@
       </w:r>
       <w:r>
         <w:rPr>
+          <w:color w:val="000000" w:themeColor="text1"/>
           <w:sz w:val="28"/>
           <w:szCs w:val="28"/>
         </w:rPr>
@@ -271,80 +235,81 @@
       </w:r>
       <w:r>
         <w:rPr>
-          <w:sz w:val="28"/>
-          <w:szCs w:val="28"/>
-        </w:rPr>
-        <w:t>ИС-2</w:t>
-      </w:r>
-      <w:r>
-        <w:rPr>
-          <w:sz w:val="28"/>
-          <w:szCs w:val="28"/>
-        </w:rPr>
-        <w:t>2</w:t>
-      </w:r>
-      <w:r>
-        <w:rPr>
-          <w:sz w:val="28"/>
-          <w:szCs w:val="28"/>
-        </w:rPr>
-        <w:t>А</w:t>
+          <w:color w:val="000000" w:themeColor="text1"/>
+          <w:sz w:val="28"/>
+          <w:szCs w:val="28"/>
+        </w:rPr>
+        <w:t>ИС-22А</w:t>
       </w:r>
     </w:p>
     <w:p>
       <w:pPr>
         <w:ind w:left="6521"/>
         <w:rPr>
+          <w:color w:val="000000" w:themeColor="text1"/>
           <w:sz w:val="28"/>
           <w:szCs w:val="28"/>
         </w:rPr>
       </w:pPr>
       <w:r>
         <w:rPr>
-          <w:sz w:val="28"/>
-          <w:szCs w:val="28"/>
-        </w:rPr>
-        <w:t>Трифонова</w:t>
-      </w:r>
-      <w:r>
-        <w:rPr>
-          <w:sz w:val="28"/>
-          <w:szCs w:val="28"/>
-        </w:rPr>
-        <w:t xml:space="preserve"> </w:t>
-      </w:r>
-      <w:r>
-        <w:rPr>
-          <w:sz w:val="28"/>
-          <w:szCs w:val="28"/>
-        </w:rPr>
-        <w:t>И</w:t>
-      </w:r>
-      <w:r>
-        <w:rPr>
-          <w:sz w:val="28"/>
-          <w:szCs w:val="28"/>
-        </w:rPr>
-        <w:t>.</w:t>
-      </w:r>
-      <w:r>
-        <w:rPr>
-          <w:sz w:val="28"/>
-          <w:szCs w:val="28"/>
-        </w:rPr>
-        <w:t>А</w:t>
-      </w:r>
-      <w:r>
-        <w:rPr>
-          <w:sz w:val="28"/>
-          <w:szCs w:val="28"/>
-        </w:rPr>
-        <w:t>.</w:t>
+          <w:color w:val="000000" w:themeColor="text1"/>
+          <w:sz w:val="28"/>
+          <w:szCs w:val="28"/>
+        </w:rPr>
+        <w:t>Трифонова Инна Андреевна</w:t>
       </w:r>
     </w:p>
     <w:p>
       <w:pPr>
-        <w:spacing w:before="3240"/>
+        <w:spacing w:before="360"/>
+        <w:ind w:left="6480" w:firstLine="97"/>
+        <w:jc w:val="both"/>
+        <w:rPr>
+          <w:color w:val="000000" w:themeColor="text1"/>
+          <w:sz w:val="28"/>
+          <w:szCs w:val="28"/>
+        </w:rPr>
+      </w:pPr>
+      <w:r>
+        <w:rPr>
+          <w:color w:val="000000" w:themeColor="text1"/>
+          <w:sz w:val="28"/>
+          <w:szCs w:val="28"/>
+        </w:rPr>
+        <w:t xml:space="preserve">Проверил: </w:t>
+      </w:r>
+      <w:r>
+        <w:rPr>
+          <w:color w:val="000000" w:themeColor="text1"/>
+          <w:sz w:val="28"/>
+          <w:szCs w:val="28"/>
+        </w:rPr>
+        <w:br/>
+        <w:t xml:space="preserve"> руководитель ВКР</w:t>
+      </w:r>
+    </w:p>
+    <w:p>
+      <w:pPr>
+        <w:ind w:left="6521"/>
+        <w:rPr>
+          <w:color w:val="000000" w:themeColor="text1"/>
+          <w:sz w:val="28"/>
+          <w:szCs w:val="28"/>
+        </w:rPr>
+      </w:pPr>
+      <w:r>
+        <w:rPr>
+          <w:color w:val="000000" w:themeColor="text1"/>
+          <w:sz w:val="28"/>
+          <w:szCs w:val="28"/>
+        </w:rPr>
+        <w:t>Карпушева Ирина Александровна</w:t>
+      </w:r>
+    </w:p>
+    <w:p>
+      <w:pPr>
+        <w:spacing w:before="2880"/>
         <w:jc w:val="center"/>
         <w:rPr>
           <w:sz w:val="28"/>
@@ -404,34 +369,6 @@
           <w:sz w:val="28"/>
           <w:szCs w:val="28"/>
         </w:rPr>
-        <w:t>5</w:t>
-      </w:r>
-      <w:r>
-        <w:rPr>
-          <w:sz w:val="28"/>
-          <w:szCs w:val="28"/>
-        </w:rPr>
-        <w:t xml:space="preserve">– </w:t>
-      </w:r>
-      <w:r>
-        <w:rPr>
-          <w:sz w:val="28"/>
-          <w:szCs w:val="28"/>
-        </w:rPr>
-        <w:t>20</w:t>
-      </w:r>
-      <w:r>
-        <w:rPr>
-          <w:sz w:val="28"/>
-          <w:szCs w:val="28"/>
-        </w:rPr>
-        <w:t>2</w:t>
-      </w:r>
-      <w:r>
-        <w:rPr>
-          <w:sz w:val="28"/>
-          <w:szCs w:val="28"/>
-        </w:rPr>
         <w:t>6</w:t>
       </w:r>
       <w:r>
@@ -439,23 +376,7 @@
           <w:sz w:val="28"/>
           <w:szCs w:val="28"/>
         </w:rPr>
-        <w:t xml:space="preserve"> </w:t>
-      </w:r>
-      <w:proofErr w:type="spellStart"/>
-      <w:r>
-        <w:rPr>
-          <w:sz w:val="28"/>
-          <w:szCs w:val="28"/>
-        </w:rPr>
-        <w:t>уч</w:t>
-      </w:r>
-      <w:proofErr w:type="spellEnd"/>
-      <w:r>
-        <w:rPr>
-          <w:sz w:val="28"/>
-          <w:szCs w:val="28"/>
-        </w:rPr>
-        <w:t>.</w:t>
+        <w:t xml:space="preserve"> уч.</w:t>
       </w:r>
       <w:r>
         <w:rPr>
@@ -629,14 +550,14 @@
 
 <file path=word/endnotes.xml><?xml version="1.0" encoding="utf-8"?>
 <w:endnotes xmlns:ve="http://schemas.openxmlformats.org/markup-compatibility/2006" xmlns:o="urn:schemas-microsoft-com:office:office" xmlns:r="http://schemas.openxmlformats.org/officeDocument/2006/relationships" xmlns:m="http://schemas.openxmlformats.org/officeDocument/2006/math" xmlns:v="urn:schemas-microsoft-com:vml" xmlns:wp="http://schemas.openxmlformats.org/drawingml/2006/wordprocessingDrawing" xmlns:w10="urn:schemas-microsoft-com:office:word" xmlns:w="http://schemas.openxmlformats.org/wordprocessingml/2006/main" xmlns:wne="http://schemas.microsoft.com/office/word/2006/wordml">
-  <w:endnote w:type="separator" w:id="-1">
+  <w:endnote w:type="separator" w:id="0">
     <w:p>
       <w:r>
         <w:separator/>
       </w:r>
     </w:p>
   </w:endnote>
-  <w:endnote w:type="continuationSeparator" w:id="0">
+  <w:endnote w:type="continuationSeparator" w:id="1">
     <w:p>
       <w:r>
         <w:continuationSeparator/>
@@ -791,7 +712,7 @@
               <w:sz w:val="28"/>
               <w:szCs w:val="28"/>
             </w:rPr>
-            <w:t>КП</w:t>
+            <w:t>ВКР</w:t>
           </w:r>
           <w:r>
             <w:rPr>
@@ -839,7 +760,7 @@
               <w:sz w:val="28"/>
               <w:szCs w:val="28"/>
             </w:rPr>
-            <w:t>МДК 11.01</w:t>
+            <w:t>202</w:t>
           </w:r>
           <w:r>
             <w:rPr>
@@ -847,15 +768,7 @@
               <w:sz w:val="28"/>
               <w:szCs w:val="28"/>
             </w:rPr>
-            <w:t xml:space="preserve"> 202</w:t>
-          </w:r>
-          <w:r>
-            <w:rPr>
-              <w:b/>
-              <w:sz w:val="28"/>
-              <w:szCs w:val="28"/>
-            </w:rPr>
-            <w:t>5</w:t>
+            <w:t>6</w:t>
           </w:r>
         </w:p>
       </w:tc>
@@ -1217,14 +1130,14 @@
 
 <file path=word/footnotes.xml><?xml version="1.0" encoding="utf-8"?>
 <w:footnotes xmlns:ve="http://schemas.openxmlformats.org/markup-compatibility/2006" xmlns:o="urn:schemas-microsoft-com:office:office" xmlns:r="http://schemas.openxmlformats.org/officeDocument/2006/relationships" xmlns:m="http://schemas.openxmlformats.org/officeDocument/2006/math" xmlns:v="urn:schemas-microsoft-com:vml" xmlns:wp="http://schemas.openxmlformats.org/drawingml/2006/wordprocessingDrawing" xmlns:w10="urn:schemas-microsoft-com:office:word" xmlns:w="http://schemas.openxmlformats.org/wordprocessingml/2006/main" xmlns:wne="http://schemas.microsoft.com/office/word/2006/wordml">
-  <w:footnote w:type="separator" w:id="-1">
+  <w:footnote w:type="separator" w:id="0">
     <w:p>
       <w:r>
         <w:separator/>
       </w:r>
     </w:p>
   </w:footnote>
-  <w:footnote w:type="continuationSeparator" w:id="0">
+  <w:footnote w:type="continuationSeparator" w:id="1">
     <w:p>
       <w:r>
         <w:continuationSeparator/>
